--- a/relatorio/Relatorio_Tecnico_TCC.docx
+++ b/relatorio/Relatorio_Tecnico_TCC.docx
@@ -11765,7 +11765,7 @@
                 <w:b w:val="0"/>
                 <w:sz w:val="18"/>
               </w:rPr>
-              <w:t>[inserir link]</w:t>
+              <w:t>https://github.com/robsondoug1993-eng/tcc-parceiros-comerciais-estados/blob/main/videos/Video_Modulo_C_Analises.mp4</w:t>
             </w:r>
           </w:p>
         </w:tc>

--- a/relatorio/Relatorio_Tecnico_TCC.docx
+++ b/relatorio/Relatorio_Tecnico_TCC.docx
@@ -11661,7 +11661,7 @@
                 <w:b w:val="0"/>
                 <w:sz w:val="18"/>
               </w:rPr>
-              <w:t>Dashboard Power BI (arquivo BI TCC.pbix)</w:t>
+              <w:t>Dashboard Power BI (arquivo Parceiros_Comerciais_Estados_Brasileiros.pbix)</w:t>
             </w:r>
           </w:p>
         </w:tc>
